--- a/Законы/Измененные_ACT/ACT. 001 — Изменения в Процессуальный кодекс.docx
+++ b/Законы/Измененные_ACT/ACT. 001 — Изменения в Процессуальный кодекс.docx
@@ -768,7 +768,7 @@
                 <w:szCs w:val="24"/>
                 <w:shd w:val="clear" w:color="auto" w:fill="D9EAD3"/>
               </w:rPr>
-              <w:t xml:space="preserve">ч. 4. Без судебного акта и ордера проникновение в жилое или нежилое помещение допускается только: при пресечении совершаемого в нем преступления; при преследовании по горячим следам лица, подозреваемого в совершении преступления; для устранения непосредственной угрозы жизни или здоровью находящихся в нем лиц; при проведении контртеррористической операции; в период действия чрезвычайного или военного положения в пределах, установленных законом. О каждом таком случае прокурор уведомляется в порядке части 2 настоящей статьи. Основания проникновения в помещения без ордера, предусмотренные законами о деятельности отдельных государственных органов, применяются в части, не противоречащей настоящей статье.</w:t>
+              <w:t xml:space="preserve">ч. 4. Без судебного акта и ордера проникновение в жилое или нежилое помещение допускается только: при пресечении совершаемого в нем преступления; при преследовании по горячим следам лица, подозреваемого в совершении преступления; для устранения непосредственной угрозы жизни или здоровью находящихся в нем лиц; при проведении контртеррористической операции; в период действия чрезвычайного или военного положения в пределах, установленных законом. О каждом таком случае прокурор уведомляется в порядке части 2 настоящей статьи. Основания проникновения в помещения без ордера, предусмотренные действующим законодательством штата San-Andreas, применяются в части, не противоречащей настоящей статье.</w:t>
             </w:r>
           </w:p>
         </w:tc>
@@ -906,7 +906,7 @@
                 <w:szCs w:val="24"/>
                 <w:shd w:val="clear" w:color="auto" w:fill="D9EAD3"/>
               </w:rPr>
-              <w:t xml:space="preserve">ч. 2. Правоохранительными органами (ПОО), осуществляющими уголовное и административное преследование, расследование правонарушений, задержание и арест в полном объёме процессуальных действий, в целях настоящего Кодекса признаются региональные правоохранительные органы (LSPD, LSCSD) и федеральный правоохранительный орган (FIB). USSS является специализированной службой государственной безопасности и охраны, сотрудники которой осуществляют задержание лиц на охраняемых объектах, при проведении защитных миссий, а также на основании ордеров и судебных актов, с последующей передачей задержанных в LSPD, LSCSD или FIB в порядке статьи 17.3 настоящего Кодекса. ОГП участвует в задержании и проводит процессуальные действия в пределах надзорных полномочий, установленных статьями 40–41 Конституции штата San-Andreas и настоящим Кодексом.</w:t>
+              <w:t xml:space="preserve">ч. 2. Правоохранительными органами (ПОО), осуществляющими уголовное и административное преследование, расследование правонарушений, задержание и арест в полном объёме процессуальных действий, в целях настоящего Кодекса признаются региональные правоохранительные органы (LSPD, LSCSD) и федеральный правоохранительный орган (FIB). USSS является специализированной службой государственной безопасности и охраны, сотрудники которой осуществляют задержание лиц на охраняемых объектах, при проведении защитных миссий, а также на основании ордеров и судебных актов, с последующей передачей задержанных в LSPD, LSCSD или FIB в порядке статьи 17.3 настоящего Кодекса. ОГП участвует в задержании и проводит процессуальные действия в пределах надзорных полномочий, установленных настоящим Кодексом и действующим законодательством штата San-Andreas.</w:t>
             </w:r>
           </w:p>
           <w:p>
@@ -4367,7 +4367,7 @@
                 <w:szCs w:val="24"/>
                 <w:shd w:val="clear" w:color="auto" w:fill="D9EAD3"/>
               </w:rPr>
-              <w:t xml:space="preserve">В остальных случаях сведения о правонарушении передаются в ОГП и руководству указанного лица без его задержания. Гарантии правовой защиты, установленные законами о деятельности отдельных государственных органов и об адвокатуре, применяются в части, не противоречащей настоящей части.</w:t>
+              <w:t xml:space="preserve">В остальных случаях сведения о правонарушении передаются в ОГП и руководству указанного лица без его задержания. Гарантии правовой защиты, установленные действующим законодательством штата San-Andreas, применяются в части, не противоречащей настоящей части.</w:t>
             </w:r>
           </w:p>
           <w:p>
@@ -4861,7 +4861,7 @@
                 <w:szCs w:val="24"/>
                 <w:shd w:val="clear" w:color="auto" w:fill="D9EAD3"/>
               </w:rPr>
-              <w:t xml:space="preserve">неприкосновенности, за исключением случаев, когда его задержание допускается законом «Об обеспечении неприкосновенности государственных служащих штата San-Andreas» (задержание при совершении преступления, связанного с посягательством на жизнь, либо на основании ордера);</w:t>
+              <w:t xml:space="preserve">неприкосновенности, за исключением случаев, когда его задержание допускается частью 6 статьи 19 настоящего Кодекса и действующим законодательством штата San-Andreas;</w:t>
             </w:r>
           </w:p>
           <w:p>
